--- a/entrega/manuales/0 - Guia del primer dia.docx
+++ b/entrega/manuales/0 - Guia del primer dia.docx
@@ -97,7 +97,7 @@
           <w:color w:val="6B6352"/>
           <w:sz w:val="24"/>
         </w:rPr>
-        <w:t>Todo se abre desde un navegador, sin instalar nada. Se entra por restauranteelpatio.com/acceso con el usuario que entregó administración, y el sistema lleva a cada quien a su pantalla.</w:t>
+        <w:t>Todo se abre desde un navegador, sin instalar nada. Se entra por www.restauranteelpatio.com/acceso con el usuario y la clave que entregó administración, y el sistema lleva a cada quien a su pantalla.</w:t>
       </w:r>
     </w:p>
     <w:p>
@@ -144,7 +144,7 @@
         <w:rPr>
           <w:sz w:val="21"/>
         </w:rPr>
-        <w:t>Cada persona tiene el suyo y no se comparten. El sistema anota quién abrió cada mesa y quién aceptó cada pedido, y eso es lo que sirve cuando hay que preguntar algo.</w:t>
+        <w:t>Cada persona tiene el suyo y no se comparten. El sistema anota quién abrió cada mesa y quién aceptó cada pedido, y eso es lo que sirve cuando hay que preguntar algo. La primera vez se entra con la clave de primer acceso; ese mismo día administración la cambia por una que solo conozca esa persona.</w:t>
       </w:r>
     </w:p>
     <w:p>
